--- a/chenchen/docs/core-agent-integration-guide-2026-10-20.docx
+++ b/chenchen/docs/core-agent-integration-guide-2026-10-20.docx
@@ -341,7 +341,7 @@
     </w:p>
     <w:p>
       <w:r>
-        <w:t>已实现 buildInvestmentReport 本地投影与 TXT 下载，无独立公共协议版本。task_state 必须为 RISK_CHECK/HANDOFF_REQUIRED，artifacts 中快照、数据日期与方案必须匹配；缺失则提示补资料。UI 不能填零、跨任务拼接或从 approval 推导真实执行授权。团队独有投资总览恢复提交 6ead62e，个人 main 尚无该提交。</w:t>
+        <w:t>已实现 buildInvestmentReport 本地投影与 TXT 下载，无独立公共协议版本。task_state 必须为 RISK_CHECK/HANDOFF_REQUIRED，artifacts 中快照、数据日期与方案必须匹配；缺失则提示补资料。UI 不能填零、跨任务拼接或从 approval 推导真实执行授权。团队投资总览提交 6ead62e，个人在本轮期间同步同项提交 3a611dd；两 main 均已包含，正式交付仍待确认。</w:t>
       </w:r>
     </w:p>
     <w:p>
@@ -402,7 +402,7 @@
     </w:p>
     <w:p>
       <w:r>
-        <w:t>UI：两 main 的投资总览基线不同；需确认正式交付版本，并给出同任务等待/拒绝/缺资料/过期/409/503 的恢复与手机真机验收回执。本地页面及报告测试不等于正式部署。</w:t>
+        <w:t>UI：两个 main 已含投资总览，本地展示通过仍不代表正式部署；需确认正式交付版本，并给出同任务等待/拒绝/缺资料/过期/409/503 的恢复与手机真机验收回执。本地页面及报告测试不等于正式部署。</w:t>
       </w:r>
     </w:p>
     <w:p>
